--- a/Coding 2 - year/Unit 2 - Object-Oriented Programming/Daily Lesson Plans/Word/Day 3.docx
+++ b/Coding 2 - year/Unit 2 - Object-Oriented Programming/Daily Lesson Plans/Word/Day 3.docx
@@ -50,12 +50,15 @@
               </w:rPr>
               <w:t xml:space="preserve">Coding II — Full Year</w:t>
             </w:r>
-          </w:p>
-          <w:p>
-            <w:pPr>
-              <w:spacing w:before="40"/>
-              <w:jc w:val="center"/>
-            </w:pPr>
+            <w:r>
+              <w:rPr>
+                <w:rFonts w:ascii="Arial" w:cs="Arial" w:eastAsia="Arial" w:hAnsi="Arial"/>
+                <w:sz w:val="16"/>
+                <w:szCs w:val="16"/>
+              </w:rPr>
+              <w:br/>
+              <w:t xml:space="preserve"/>
+            </w:r>
             <w:r>
               <w:rPr>
                 <w:rFonts w:ascii="Arial" w:cs="Arial" w:eastAsia="Arial" w:hAnsi="Arial"/>
@@ -83,7 +86,7 @@
           <w:rFonts w:ascii="Arial" w:cs="Arial" w:eastAsia="Arial" w:hAnsi="Arial"/>
           <w:b/>
           <w:bCs/>
-          <w:color w:val="0D3B1F"/>
+          <w:color w:val="1B7A4A"/>
           <w:sz w:val="32"/>
           <w:szCs w:val="32"/>
         </w:rPr>
@@ -261,9 +264,9 @@
               <w:right w:val="single" w:color="CCCCCC" w:sz="1"/>
             </w:tcBorders>
             <w:tcMar>
-              <w:top w:type="dxa" w:w="60"/>
+              <w:top w:type="dxa" w:w="80"/>
               <w:left w:type="dxa" w:w="120"/>
-              <w:bottom w:type="dxa" w:w="60"/>
+              <w:bottom w:type="dxa" w:w="80"/>
               <w:right w:type="dxa" w:w="120"/>
             </w:tcMar>
           </w:tcPr>
@@ -290,20 +293,213 @@
               <w:right w:val="single" w:color="CCCCCC" w:sz="1"/>
             </w:tcBorders>
             <w:tcMar>
-              <w:top w:type="dxa" w:w="60"/>
+              <w:top w:type="dxa" w:w="80"/>
               <w:left w:type="dxa" w:w="120"/>
-              <w:bottom w:type="dxa" w:w="60"/>
+              <w:bottom w:type="dxa" w:w="80"/>
               <w:right w:type="dxa" w:w="120"/>
             </w:tcMar>
           </w:tcPr>
           <w:p>
-            <w:r>
-              <w:rPr>
-                <w:rFonts w:ascii="Arial" w:cs="Arial" w:eastAsia="Arial" w:hAnsi="Arial"/>
-                <w:sz w:val="20"/>
-                <w:szCs w:val="20"/>
+            <w:pPr>
+              <w:spacing w:after="80" w:before="80"/>
+            </w:pPr>
+            <w:r>
+              <w:rPr>
+                <w:rFonts w:ascii="Arial" w:cs="Arial" w:eastAsia="Arial" w:hAnsi="Arial"/>
+                <w:b/>
+                <w:bCs/>
+                <w:i w:val="false"/>
+                <w:iCs w:val="false"/>
+                <w:color w:val="000000"/>
+                <w:sz w:val="22"/>
+                <w:szCs w:val="22"/>
               </w:rPr>
               <w:t xml:space="preserve">Bell Ringer / Review</w:t>
+            </w:r>
+            <w:r>
+              <w:rPr>
+                <w:rFonts w:ascii="Arial" w:cs="Arial" w:eastAsia="Arial" w:hAnsi="Arial"/>
+                <w:sz w:val="20"/>
+                <w:szCs w:val="20"/>
+              </w:rPr>
+              <w:br/>
+              <w:t xml:space="preserve"/>
+            </w:r>
+            <w:r>
+              <w:rPr>
+                <w:rFonts w:ascii="Arial" w:cs="Arial" w:eastAsia="Arial" w:hAnsi="Arial"/>
+                <w:sz w:val="20"/>
+                <w:szCs w:val="20"/>
+              </w:rPr>
+              <w:br/>
+              <w:t xml:space="preserve"/>
+            </w:r>
+            <w:r>
+              <w:rPr>
+                <w:rFonts w:ascii="Arial" w:cs="Arial" w:eastAsia="Arial" w:hAnsi="Arial"/>
+                <w:b/>
+                <w:bCs/>
+                <w:i w:val="false"/>
+                <w:iCs w:val="false"/>
+                <w:color w:val="000000"/>
+                <w:sz w:val="20"/>
+                <w:szCs w:val="20"/>
+              </w:rPr>
+              <w:t xml:space="preserve">Quick Write </w:t>
+            </w:r>
+            <w:r>
+              <w:rPr>
+                <w:rFonts w:ascii="Arial" w:cs="Arial" w:eastAsia="Arial" w:hAnsi="Arial"/>
+                <w:b w:val="false"/>
+                <w:bCs w:val="false"/>
+                <w:i w:val="false"/>
+                <w:iCs w:val="false"/>
+                <w:color w:val="000000"/>
+                <w:sz w:val="20"/>
+                <w:szCs w:val="20"/>
+              </w:rPr>
+              <w:t xml:space="preserve">(3 min — written or verbal):</w:t>
+            </w:r>
+            <w:r>
+              <w:rPr>
+                <w:rFonts w:ascii="Arial" w:cs="Arial" w:eastAsia="Arial" w:hAnsi="Arial"/>
+                <w:sz w:val="20"/>
+                <w:szCs w:val="20"/>
+              </w:rPr>
+              <w:br/>
+              <w:t xml:space="preserve"/>
+            </w:r>
+            <w:r>
+              <w:rPr>
+                <w:rFonts w:ascii="Arial" w:cs="Arial" w:eastAsia="Arial" w:hAnsi="Arial"/>
+                <w:b w:val="false"/>
+                <w:bCs w:val="false"/>
+                <w:i w:val="false"/>
+                <w:iCs w:val="false"/>
+                <w:color w:val="000000"/>
+                <w:sz w:val="20"/>
+                <w:szCs w:val="20"/>
+              </w:rPr>
+              <w:t xml:space="preserve">    What do you already know about how to use __init__ to initialize object attributes automatically when an object is created?</w:t>
+            </w:r>
+            <w:r>
+              <w:rPr>
+                <w:rFonts w:ascii="Arial" w:cs="Arial" w:eastAsia="Arial" w:hAnsi="Arial"/>
+                <w:sz w:val="20"/>
+                <w:szCs w:val="20"/>
+              </w:rPr>
+              <w:br/>
+              <w:t xml:space="preserve"/>
+            </w:r>
+            <w:r>
+              <w:rPr>
+                <w:rFonts w:ascii="Arial" w:cs="Arial" w:eastAsia="Arial" w:hAnsi="Arial"/>
+                <w:sz w:val="20"/>
+                <w:szCs w:val="20"/>
+              </w:rPr>
+              <w:br/>
+              <w:t xml:space="preserve"/>
+            </w:r>
+            <w:r>
+              <w:rPr>
+                <w:rFonts w:ascii="Arial" w:cs="Arial" w:eastAsia="Arial" w:hAnsi="Arial"/>
+                <w:b/>
+                <w:bCs/>
+                <w:i w:val="false"/>
+                <w:iCs w:val="false"/>
+                <w:color w:val="000000"/>
+                <w:sz w:val="20"/>
+                <w:szCs w:val="20"/>
+              </w:rPr>
+              <w:t xml:space="preserve">Vocabulary Preview — </w:t>
+            </w:r>
+            <w:r>
+              <w:rPr>
+                <w:rFonts w:ascii="Arial" w:cs="Arial" w:eastAsia="Arial" w:hAnsi="Arial"/>
+                <w:b w:val="false"/>
+                <w:bCs w:val="false"/>
+                <w:i w:val="false"/>
+                <w:iCs w:val="false"/>
+                <w:color w:val="000000"/>
+                <w:sz w:val="20"/>
+                <w:szCs w:val="20"/>
+              </w:rPr>
+              <w:t xml:space="preserve">terms we'll use today:</w:t>
+            </w:r>
+            <w:r>
+              <w:rPr>
+                <w:rFonts w:ascii="Arial" w:cs="Arial" w:eastAsia="Arial" w:hAnsi="Arial"/>
+                <w:sz w:val="20"/>
+                <w:szCs w:val="20"/>
+              </w:rPr>
+              <w:br/>
+              <w:t xml:space="preserve"/>
+            </w:r>
+            <w:r>
+              <w:rPr>
+                <w:rFonts w:ascii="Arial" w:cs="Arial" w:eastAsia="Arial" w:hAnsi="Arial"/>
+                <w:b w:val="false"/>
+                <w:bCs w:val="false"/>
+                <w:i w:val="false"/>
+                <w:iCs w:val="false"/>
+                <w:color w:val="000000"/>
+                <w:sz w:val="20"/>
+                <w:szCs w:val="20"/>
+              </w:rPr>
+              <w:t xml:space="preserve">    • Constructor (__init__)   •   Dunder Method   •   Initialization   •   Parameter</w:t>
+            </w:r>
+            <w:r>
+              <w:rPr>
+                <w:rFonts w:ascii="Arial" w:cs="Arial" w:eastAsia="Arial" w:hAnsi="Arial"/>
+                <w:sz w:val="20"/>
+                <w:szCs w:val="20"/>
+              </w:rPr>
+              <w:br/>
+              <w:t xml:space="preserve"/>
+            </w:r>
+            <w:r>
+              <w:rPr>
+                <w:rFonts w:ascii="Arial" w:cs="Arial" w:eastAsia="Arial" w:hAnsi="Arial"/>
+                <w:sz w:val="20"/>
+                <w:szCs w:val="20"/>
+              </w:rPr>
+              <w:br/>
+              <w:t xml:space="preserve"/>
+            </w:r>
+            <w:r>
+              <w:rPr>
+                <w:rFonts w:ascii="Arial" w:cs="Arial" w:eastAsia="Arial" w:hAnsi="Arial"/>
+                <w:b w:val="false"/>
+                <w:bCs w:val="false"/>
+                <w:i/>
+                <w:iCs/>
+                <w:color w:val="444444"/>
+                <w:sz w:val="20"/>
+                <w:szCs w:val="20"/>
+              </w:rPr>
+              <w:t xml:space="preserve">Today's Goal: By the end of class you will be able to use __init__ to initialize object attributes automatically when an object is created.</w:t>
+            </w:r>
+            <w:r>
+              <w:rPr>
+                <w:rFonts w:ascii="Arial" w:cs="Arial" w:eastAsia="Arial" w:hAnsi="Arial"/>
+                <w:sz w:val="20"/>
+                <w:szCs w:val="20"/>
+              </w:rPr>
+              <w:br/>
+              <w:t xml:space="preserve"/>
+            </w:r>
+            <w:r>
+              <w:rPr>
+                <w:rFonts w:ascii="Arial" w:cs="Arial" w:eastAsia="Arial" w:hAnsi="Arial"/>
+                <w:b w:val="false"/>
+                <w:bCs w:val="false"/>
+                <w:i/>
+                <w:iCs/>
+                <w:color w:val="555555"/>
+                <w:sz w:val="20"/>
+                <w:szCs w:val="20"/>
+              </w:rPr>
+              <w:t xml:space="preserve">→ Pair-share your response, then 2–3 students share with the class.</w:t>
             </w:r>
           </w:p>
         </w:tc>
@@ -319,9 +515,9 @@
               <w:right w:val="single" w:color="CCCCCC" w:sz="1"/>
             </w:tcBorders>
             <w:tcMar>
-              <w:top w:type="dxa" w:w="60"/>
+              <w:top w:type="dxa" w:w="80"/>
               <w:left w:type="dxa" w:w="120"/>
-              <w:bottom w:type="dxa" w:w="60"/>
+              <w:bottom w:type="dxa" w:w="80"/>
               <w:right w:type="dxa" w:w="120"/>
             </w:tcMar>
           </w:tcPr>
@@ -348,20 +544,261 @@
               <w:right w:val="single" w:color="CCCCCC" w:sz="1"/>
             </w:tcBorders>
             <w:tcMar>
-              <w:top w:type="dxa" w:w="60"/>
+              <w:top w:type="dxa" w:w="80"/>
               <w:left w:type="dxa" w:w="120"/>
-              <w:bottom w:type="dxa" w:w="60"/>
+              <w:bottom w:type="dxa" w:w="80"/>
               <w:right w:type="dxa" w:w="120"/>
             </w:tcMar>
           </w:tcPr>
           <w:p>
-            <w:r>
-              <w:rPr>
-                <w:rFonts w:ascii="Arial" w:cs="Arial" w:eastAsia="Arial" w:hAnsi="Arial"/>
-                <w:sz w:val="20"/>
-                <w:szCs w:val="20"/>
-              </w:rPr>
-              <w:t xml:space="preserve">Mini Lesson: The __init__ Constructor</w:t>
+            <w:pPr>
+              <w:spacing w:after="80" w:before="80"/>
+            </w:pPr>
+            <w:r>
+              <w:rPr>
+                <w:rFonts w:ascii="Arial" w:cs="Arial" w:eastAsia="Arial" w:hAnsi="Arial"/>
+                <w:b/>
+                <w:bCs/>
+                <w:i w:val="false"/>
+                <w:iCs w:val="false"/>
+                <w:color w:val="000000"/>
+                <w:sz w:val="22"/>
+                <w:szCs w:val="22"/>
+              </w:rPr>
+              <w:t xml:space="preserve">Mini Lesson: </w:t>
+            </w:r>
+            <w:r>
+              <w:rPr>
+                <w:rFonts w:ascii="Arial" w:cs="Arial" w:eastAsia="Arial" w:hAnsi="Arial"/>
+                <w:b w:val="false"/>
+                <w:bCs w:val="false"/>
+                <w:i w:val="false"/>
+                <w:iCs w:val="false"/>
+                <w:color w:val="000000"/>
+                <w:sz w:val="22"/>
+                <w:szCs w:val="22"/>
+              </w:rPr>
+              <w:t xml:space="preserve">The __init__ Constructor</w:t>
+            </w:r>
+            <w:r>
+              <w:rPr>
+                <w:rFonts w:ascii="Arial" w:cs="Arial" w:eastAsia="Arial" w:hAnsi="Arial"/>
+                <w:sz w:val="20"/>
+                <w:szCs w:val="20"/>
+              </w:rPr>
+              <w:br/>
+              <w:t xml:space="preserve"/>
+            </w:r>
+            <w:r>
+              <w:rPr>
+                <w:rFonts w:ascii="Arial" w:cs="Arial" w:eastAsia="Arial" w:hAnsi="Arial"/>
+                <w:sz w:val="20"/>
+                <w:szCs w:val="20"/>
+              </w:rPr>
+              <w:br/>
+              <w:t xml:space="preserve"/>
+            </w:r>
+            <w:r>
+              <w:rPr>
+                <w:rFonts w:ascii="Arial" w:cs="Arial" w:eastAsia="Arial" w:hAnsi="Arial"/>
+                <w:b/>
+                <w:bCs/>
+                <w:i/>
+                <w:iCs/>
+                <w:color w:val="000000"/>
+                <w:sz w:val="20"/>
+                <w:szCs w:val="20"/>
+              </w:rPr>
+              <w:t xml:space="preserve">Learning Target: </w:t>
+            </w:r>
+            <w:r>
+              <w:rPr>
+                <w:rFonts w:ascii="Arial" w:cs="Arial" w:eastAsia="Arial" w:hAnsi="Arial"/>
+                <w:b w:val="false"/>
+                <w:bCs w:val="false"/>
+                <w:i/>
+                <w:iCs/>
+                <w:color w:val="333333"/>
+                <w:sz w:val="20"/>
+                <w:szCs w:val="20"/>
+              </w:rPr>
+              <w:t xml:space="preserve">I can use __init__ to initialize object attributes automatically when an object is created.</w:t>
+            </w:r>
+            <w:r>
+              <w:rPr>
+                <w:rFonts w:ascii="Arial" w:cs="Arial" w:eastAsia="Arial" w:hAnsi="Arial"/>
+                <w:sz w:val="20"/>
+                <w:szCs w:val="20"/>
+              </w:rPr>
+              <w:br/>
+              <w:t xml:space="preserve"/>
+            </w:r>
+            <w:r>
+              <w:rPr>
+                <w:rFonts w:ascii="Arial" w:cs="Arial" w:eastAsia="Arial" w:hAnsi="Arial"/>
+                <w:sz w:val="20"/>
+                <w:szCs w:val="20"/>
+              </w:rPr>
+              <w:br/>
+              <w:t xml:space="preserve"/>
+            </w:r>
+            <w:r>
+              <w:rPr>
+                <w:rFonts w:ascii="Arial" w:cs="Arial" w:eastAsia="Arial" w:hAnsi="Arial"/>
+                <w:b w:val="false"/>
+                <w:bCs w:val="false"/>
+                <w:i w:val="false"/>
+                <w:iCs w:val="false"/>
+                <w:color w:val="000000"/>
+                <w:sz w:val="20"/>
+                <w:szCs w:val="20"/>
+              </w:rPr>
+              <w:t xml:space="preserve">Constructor (__init__): A special method that runs automatically when an object is created. It initializes the object's initial state (attributes). The name __init__ uses double underscores on each side.</w:t>
+            </w:r>
+            <w:r>
+              <w:rPr>
+                <w:rFonts w:ascii="Arial" w:cs="Arial" w:eastAsia="Arial" w:hAnsi="Arial"/>
+                <w:sz w:val="20"/>
+                <w:szCs w:val="20"/>
+              </w:rPr>
+              <w:br/>
+              <w:t xml:space="preserve"/>
+            </w:r>
+            <w:r>
+              <w:rPr>
+                <w:rFonts w:ascii="Arial" w:cs="Arial" w:eastAsia="Arial" w:hAnsi="Arial"/>
+                <w:b w:val="false"/>
+                <w:bCs w:val="false"/>
+                <w:i w:val="false"/>
+                <w:iCs w:val="false"/>
+                <w:color w:val="000000"/>
+                <w:sz w:val="20"/>
+                <w:szCs w:val="20"/>
+              </w:rPr>
+              <w:t xml:space="preserve">Dunder Method: Short for "double underscore" method. These are special methods in Python that have names like __init__, __str__, etc., and provide special behavior.</w:t>
+            </w:r>
+            <w:r>
+              <w:rPr>
+                <w:rFonts w:ascii="Arial" w:cs="Arial" w:eastAsia="Arial" w:hAnsi="Arial"/>
+                <w:sz w:val="20"/>
+                <w:szCs w:val="20"/>
+              </w:rPr>
+              <w:br/>
+              <w:t xml:space="preserve"/>
+            </w:r>
+            <w:r>
+              <w:rPr>
+                <w:rFonts w:ascii="Arial" w:cs="Arial" w:eastAsia="Arial" w:hAnsi="Arial"/>
+                <w:sz w:val="20"/>
+                <w:szCs w:val="20"/>
+              </w:rPr>
+              <w:br/>
+              <w:t xml:space="preserve"/>
+            </w:r>
+            <w:r>
+              <w:rPr>
+                <w:rFonts w:ascii="Arial" w:cs="Arial" w:eastAsia="Arial" w:hAnsi="Arial"/>
+                <w:b/>
+                <w:bCs/>
+                <w:i w:val="false"/>
+                <w:iCs w:val="false"/>
+                <w:color w:val="000000"/>
+                <w:sz w:val="20"/>
+                <w:szCs w:val="20"/>
+              </w:rPr>
+              <w:t xml:space="preserve">Vocabulary: </w:t>
+            </w:r>
+            <w:r>
+              <w:rPr>
+                <w:rFonts w:ascii="Arial" w:cs="Arial" w:eastAsia="Arial" w:hAnsi="Arial"/>
+                <w:b w:val="false"/>
+                <w:bCs w:val="false"/>
+                <w:i w:val="false"/>
+                <w:iCs w:val="false"/>
+                <w:color w:val="000000"/>
+                <w:sz w:val="20"/>
+                <w:szCs w:val="20"/>
+              </w:rPr>
+              <w:t xml:space="preserve">Constructor (__init__), Dunder Method, Initialization, Parameter</w:t>
+            </w:r>
+            <w:r>
+              <w:rPr>
+                <w:rFonts w:ascii="Arial" w:cs="Arial" w:eastAsia="Arial" w:hAnsi="Arial"/>
+                <w:sz w:val="20"/>
+                <w:szCs w:val="20"/>
+              </w:rPr>
+              <w:br/>
+              <w:t xml:space="preserve"/>
+            </w:r>
+            <w:r>
+              <w:rPr>
+                <w:rFonts w:ascii="Arial" w:cs="Arial" w:eastAsia="Arial" w:hAnsi="Arial"/>
+                <w:sz w:val="20"/>
+                <w:szCs w:val="20"/>
+              </w:rPr>
+              <w:br/>
+              <w:t xml:space="preserve"/>
+            </w:r>
+            <w:r>
+              <w:rPr>
+                <w:rFonts w:ascii="Arial" w:cs="Arial" w:eastAsia="Arial" w:hAnsi="Arial"/>
+                <w:b/>
+                <w:bCs/>
+                <w:i/>
+                <w:iCs/>
+                <w:color w:val="555555"/>
+                <w:sz w:val="20"/>
+                <w:szCs w:val="20"/>
+              </w:rPr>
+              <w:t xml:space="preserve">→ Live Demo — </w:t>
+            </w:r>
+            <w:r>
+              <w:rPr>
+                <w:rFonts w:ascii="Arial" w:cs="Arial" w:eastAsia="Arial" w:hAnsi="Arial"/>
+                <w:b w:val="false"/>
+                <w:bCs w:val="false"/>
+                <w:i/>
+                <w:iCs/>
+                <w:color w:val="555555"/>
+                <w:sz w:val="20"/>
+                <w:szCs w:val="20"/>
+              </w:rPr>
+              <w:t xml:space="preserve">type examples as students follow along in their own editor.</w:t>
+            </w:r>
+            <w:r>
+              <w:rPr>
+                <w:rFonts w:ascii="Arial" w:cs="Arial" w:eastAsia="Arial" w:hAnsi="Arial"/>
+                <w:sz w:val="20"/>
+                <w:szCs w:val="20"/>
+              </w:rPr>
+              <w:br/>
+              <w:t xml:space="preserve"/>
+            </w:r>
+            <w:r>
+              <w:rPr>
+                <w:rFonts w:ascii="Arial" w:cs="Arial" w:eastAsia="Arial" w:hAnsi="Arial"/>
+                <w:b/>
+                <w:bCs/>
+                <w:i/>
+                <w:iCs/>
+                <w:color w:val="555555"/>
+                <w:sz w:val="20"/>
+                <w:szCs w:val="20"/>
+              </w:rPr>
+              <w:t xml:space="preserve">→ Check for Understanding: </w:t>
+            </w:r>
+            <w:r>
+              <w:rPr>
+                <w:rFonts w:ascii="Arial" w:cs="Arial" w:eastAsia="Arial" w:hAnsi="Arial"/>
+                <w:b w:val="false"/>
+                <w:bCs w:val="false"/>
+                <w:i/>
+                <w:iCs/>
+                <w:color w:val="555555"/>
+                <w:sz w:val="20"/>
+                <w:szCs w:val="20"/>
+              </w:rPr>
+              <w:t xml:space="preserve">pause and cold-call: “Can someone explain what we just did in their own words?”</w:t>
             </w:r>
           </w:p>
         </w:tc>
@@ -377,9 +814,9 @@
               <w:right w:val="single" w:color="CCCCCC" w:sz="1"/>
             </w:tcBorders>
             <w:tcMar>
-              <w:top w:type="dxa" w:w="60"/>
+              <w:top w:type="dxa" w:w="80"/>
               <w:left w:type="dxa" w:w="120"/>
-              <w:bottom w:type="dxa" w:w="60"/>
+              <w:bottom w:type="dxa" w:w="80"/>
               <w:right w:type="dxa" w:w="120"/>
             </w:tcMar>
           </w:tcPr>
@@ -406,20 +843,90 @@
               <w:right w:val="single" w:color="CCCCCC" w:sz="1"/>
             </w:tcBorders>
             <w:tcMar>
-              <w:top w:type="dxa" w:w="60"/>
+              <w:top w:type="dxa" w:w="80"/>
               <w:left w:type="dxa" w:w="120"/>
-              <w:bottom w:type="dxa" w:w="60"/>
+              <w:bottom w:type="dxa" w:w="80"/>
               <w:right w:type="dxa" w:w="120"/>
             </w:tcMar>
           </w:tcPr>
           <w:p>
-            <w:r>
-              <w:rPr>
-                <w:rFonts w:ascii="Arial" w:cs="Arial" w:eastAsia="Arial" w:hAnsi="Arial"/>
-                <w:sz w:val="20"/>
-                <w:szCs w:val="20"/>
+            <w:pPr>
+              <w:spacing w:after="80" w:before="80"/>
+            </w:pPr>
+            <w:r>
+              <w:rPr>
+                <w:rFonts w:ascii="Arial" w:cs="Arial" w:eastAsia="Arial" w:hAnsi="Arial"/>
+                <w:b/>
+                <w:bCs/>
+                <w:i w:val="false"/>
+                <w:iCs w:val="false"/>
+                <w:color w:val="000000"/>
+                <w:sz w:val="22"/>
+                <w:szCs w:val="22"/>
               </w:rPr>
               <w:t xml:space="preserve">Guided Practice</w:t>
+            </w:r>
+            <w:r>
+              <w:rPr>
+                <w:rFonts w:ascii="Arial" w:cs="Arial" w:eastAsia="Arial" w:hAnsi="Arial"/>
+                <w:sz w:val="20"/>
+                <w:szCs w:val="20"/>
+              </w:rPr>
+              <w:br/>
+              <w:t xml:space="preserve"/>
+            </w:r>
+            <w:r>
+              <w:rPr>
+                <w:rFonts w:ascii="Arial" w:cs="Arial" w:eastAsia="Arial" w:hAnsi="Arial"/>
+                <w:sz w:val="20"/>
+                <w:szCs w:val="20"/>
+              </w:rPr>
+              <w:br/>
+              <w:t xml:space="preserve"/>
+            </w:r>
+            <w:r>
+              <w:rPr>
+                <w:rFonts w:ascii="Arial" w:cs="Arial" w:eastAsia="Arial" w:hAnsi="Arial"/>
+                <w:b w:val="false"/>
+                <w:bCs w:val="false"/>
+                <w:i w:val="false"/>
+                <w:iCs w:val="false"/>
+                <w:color w:val="000000"/>
+                <w:sz w:val="20"/>
+                <w:szCs w:val="20"/>
+              </w:rPr>
+              <w:t xml:space="preserve">Activity: Create a Person Class with __init__</w:t>
+            </w:r>
+            <w:r>
+              <w:rPr>
+                <w:rFonts w:ascii="Arial" w:cs="Arial" w:eastAsia="Arial" w:hAnsi="Arial"/>
+                <w:sz w:val="20"/>
+                <w:szCs w:val="20"/>
+              </w:rPr>
+              <w:br/>
+              <w:t xml:space="preserve"/>
+            </w:r>
+            <w:r>
+              <w:rPr>
+                <w:rFonts w:ascii="Arial" w:cs="Arial" w:eastAsia="Arial" w:hAnsi="Arial"/>
+                <w:sz w:val="20"/>
+                <w:szCs w:val="20"/>
+              </w:rPr>
+              <w:br/>
+              <w:t xml:space="preserve"/>
+            </w:r>
+            <w:r>
+              <w:rPr>
+                <w:rFonts w:ascii="Arial" w:cs="Arial" w:eastAsia="Arial" w:hAnsi="Arial"/>
+                <w:b w:val="false"/>
+                <w:bCs w:val="false"/>
+                <w:i/>
+                <w:iCs/>
+                <w:color w:val="555555"/>
+                <w:sz w:val="20"/>
+                <w:szCs w:val="20"/>
+              </w:rPr>
+              <w:t xml:space="preserve">→ Teacher models — students try alongside, then compare results.</w:t>
             </w:r>
           </w:p>
         </w:tc>
@@ -435,9 +942,9 @@
               <w:right w:val="single" w:color="CCCCCC" w:sz="1"/>
             </w:tcBorders>
             <w:tcMar>
-              <w:top w:type="dxa" w:w="60"/>
+              <w:top w:type="dxa" w:w="80"/>
               <w:left w:type="dxa" w:w="120"/>
-              <w:bottom w:type="dxa" w:w="60"/>
+              <w:bottom w:type="dxa" w:w="80"/>
               <w:right w:type="dxa" w:w="120"/>
             </w:tcMar>
           </w:tcPr>
@@ -450,7 +957,7 @@
                 <w:sz w:val="20"/>
                 <w:szCs w:val="20"/>
               </w:rPr>
-              <w:t xml:space="preserve">15-20 min</w:t>
+              <w:t xml:space="preserve">15–20 min</w:t>
             </w:r>
           </w:p>
         </w:tc>
@@ -464,20 +971,164 @@
               <w:right w:val="single" w:color="CCCCCC" w:sz="1"/>
             </w:tcBorders>
             <w:tcMar>
-              <w:top w:type="dxa" w:w="60"/>
+              <w:top w:type="dxa" w:w="80"/>
               <w:left w:type="dxa" w:w="120"/>
-              <w:bottom w:type="dxa" w:w="60"/>
+              <w:bottom w:type="dxa" w:w="80"/>
               <w:right w:type="dxa" w:w="120"/>
             </w:tcMar>
           </w:tcPr>
           <w:p>
-            <w:r>
-              <w:rPr>
-                <w:rFonts w:ascii="Arial" w:cs="Arial" w:eastAsia="Arial" w:hAnsi="Arial"/>
-                <w:sz w:val="20"/>
-                <w:szCs w:val="20"/>
+            <w:pPr>
+              <w:spacing w:after="80" w:before="80"/>
+            </w:pPr>
+            <w:r>
+              <w:rPr>
+                <w:rFonts w:ascii="Arial" w:cs="Arial" w:eastAsia="Arial" w:hAnsi="Arial"/>
+                <w:b/>
+                <w:bCs/>
+                <w:i w:val="false"/>
+                <w:iCs w:val="false"/>
+                <w:color w:val="000000"/>
+                <w:sz w:val="22"/>
+                <w:szCs w:val="22"/>
               </w:rPr>
               <w:t xml:space="preserve">Independent Practice / Code Along</w:t>
+            </w:r>
+            <w:r>
+              <w:rPr>
+                <w:rFonts w:ascii="Arial" w:cs="Arial" w:eastAsia="Arial" w:hAnsi="Arial"/>
+                <w:sz w:val="20"/>
+                <w:szCs w:val="20"/>
+              </w:rPr>
+              <w:br/>
+              <w:t xml:space="preserve"/>
+            </w:r>
+            <w:r>
+              <w:rPr>
+                <w:rFonts w:ascii="Arial" w:cs="Arial" w:eastAsia="Arial" w:hAnsi="Arial"/>
+                <w:b/>
+                <w:bCs/>
+                <w:i w:val="false"/>
+                <w:iCs w:val="false"/>
+                <w:color w:val="000000"/>
+                <w:sz w:val="20"/>
+                <w:szCs w:val="20"/>
+              </w:rPr>
+              <w:t xml:space="preserve">    Beginner: </w:t>
+            </w:r>
+            <w:r>
+              <w:rPr>
+                <w:rFonts w:ascii="Arial" w:cs="Arial" w:eastAsia="Arial" w:hAnsi="Arial"/>
+                <w:b w:val="false"/>
+                <w:bCs w:val="false"/>
+                <w:i w:val="false"/>
+                <w:iCs w:val="false"/>
+                <w:color w:val="000000"/>
+                <w:sz w:val="20"/>
+                <w:szCs w:val="20"/>
+              </w:rPr>
+              <w:t xml:space="preserve">Create a Phone class with an __init__ method that takes brand, model, and color. Add a method that prints "Making a call". Create 2 phone ob…</w:t>
+            </w:r>
+            <w:r>
+              <w:rPr>
+                <w:rFonts w:ascii="Arial" w:cs="Arial" w:eastAsia="Arial" w:hAnsi="Arial"/>
+                <w:sz w:val="20"/>
+                <w:szCs w:val="20"/>
+              </w:rPr>
+              <w:br/>
+              <w:t xml:space="preserve"/>
+            </w:r>
+            <w:r>
+              <w:rPr>
+                <w:rFonts w:ascii="Arial" w:cs="Arial" w:eastAsia="Arial" w:hAnsi="Arial"/>
+                <w:b/>
+                <w:bCs/>
+                <w:i w:val="false"/>
+                <w:iCs w:val="false"/>
+                <w:color w:val="000000"/>
+                <w:sz w:val="20"/>
+                <w:szCs w:val="20"/>
+              </w:rPr>
+              <w:t xml:space="preserve">    Intermediate: </w:t>
+            </w:r>
+            <w:r>
+              <w:rPr>
+                <w:rFonts w:ascii="Arial" w:cs="Arial" w:eastAsia="Arial" w:hAnsi="Arial"/>
+                <w:b w:val="false"/>
+                <w:bCs w:val="false"/>
+                <w:i w:val="false"/>
+                <w:iCs w:val="false"/>
+                <w:color w:val="000000"/>
+                <w:sz w:val="20"/>
+                <w:szCs w:val="20"/>
+              </w:rPr>
+              <w:t xml:space="preserve">Create a Product class with __init__ taking name, price, and quantity. Add methods to: (1) calculate_total() (price × quantity), (2) apply_d…</w:t>
+            </w:r>
+            <w:r>
+              <w:rPr>
+                <w:rFonts w:ascii="Arial" w:cs="Arial" w:eastAsia="Arial" w:hAnsi="Arial"/>
+                <w:sz w:val="20"/>
+                <w:szCs w:val="20"/>
+              </w:rPr>
+              <w:br/>
+              <w:t xml:space="preserve"/>
+            </w:r>
+            <w:r>
+              <w:rPr>
+                <w:rFonts w:ascii="Arial" w:cs="Arial" w:eastAsia="Arial" w:hAnsi="Arial"/>
+                <w:b/>
+                <w:bCs/>
+                <w:i w:val="false"/>
+                <w:iCs w:val="false"/>
+                <w:color w:val="000000"/>
+                <w:sz w:val="20"/>
+                <w:szCs w:val="20"/>
+              </w:rPr>
+              <w:t xml:space="preserve">    Challenge: </w:t>
+            </w:r>
+            <w:r>
+              <w:rPr>
+                <w:rFonts w:ascii="Arial" w:cs="Arial" w:eastAsia="Arial" w:hAnsi="Arial"/>
+                <w:b w:val="false"/>
+                <w:bCs w:val="false"/>
+                <w:i w:val="false"/>
+                <w:iCs w:val="false"/>
+                <w:color w:val="000000"/>
+                <w:sz w:val="20"/>
+                <w:szCs w:val="20"/>
+              </w:rPr>
+              <w:t xml:space="preserve">Create a Library class that manages books. The __init__ should initialize an empty list of books. Add methods to: (1) add_book(title, author…</w:t>
+            </w:r>
+            <w:r>
+              <w:rPr>
+                <w:rFonts w:ascii="Arial" w:cs="Arial" w:eastAsia="Arial" w:hAnsi="Arial"/>
+                <w:sz w:val="20"/>
+                <w:szCs w:val="20"/>
+              </w:rPr>
+              <w:br/>
+              <w:t xml:space="preserve"/>
+            </w:r>
+            <w:r>
+              <w:rPr>
+                <w:rFonts w:ascii="Arial" w:cs="Arial" w:eastAsia="Arial" w:hAnsi="Arial"/>
+                <w:sz w:val="20"/>
+                <w:szCs w:val="20"/>
+              </w:rPr>
+              <w:br/>
+              <w:t xml:space="preserve"/>
+            </w:r>
+            <w:r>
+              <w:rPr>
+                <w:rFonts w:ascii="Arial" w:cs="Arial" w:eastAsia="Arial" w:hAnsi="Arial"/>
+                <w:b w:val="false"/>
+                <w:bCs w:val="false"/>
+                <w:i/>
+                <w:iCs/>
+                <w:color w:val="555555"/>
+                <w:sz w:val="20"/>
+                <w:szCs w:val="20"/>
+              </w:rPr>
+              <w:t xml:space="preserve">→ Teacher circulates — offer hints, check for understanding.</w:t>
             </w:r>
           </w:p>
         </w:tc>
@@ -493,9 +1144,9 @@
               <w:right w:val="single" w:color="CCCCCC" w:sz="1"/>
             </w:tcBorders>
             <w:tcMar>
-              <w:top w:type="dxa" w:w="60"/>
+              <w:top w:type="dxa" w:w="80"/>
               <w:left w:type="dxa" w:w="120"/>
-              <w:bottom w:type="dxa" w:w="60"/>
+              <w:bottom w:type="dxa" w:w="80"/>
               <w:right w:type="dxa" w:w="120"/>
             </w:tcMar>
           </w:tcPr>
@@ -522,20 +1173,90 @@
               <w:right w:val="single" w:color="CCCCCC" w:sz="1"/>
             </w:tcBorders>
             <w:tcMar>
-              <w:top w:type="dxa" w:w="60"/>
+              <w:top w:type="dxa" w:w="80"/>
               <w:left w:type="dxa" w:w="120"/>
-              <w:bottom w:type="dxa" w:w="60"/>
+              <w:bottom w:type="dxa" w:w="80"/>
               <w:right w:type="dxa" w:w="120"/>
             </w:tcMar>
           </w:tcPr>
           <w:p>
-            <w:r>
-              <w:rPr>
-                <w:rFonts w:ascii="Arial" w:cs="Arial" w:eastAsia="Arial" w:hAnsi="Arial"/>
-                <w:sz w:val="20"/>
-                <w:szCs w:val="20"/>
+            <w:pPr>
+              <w:spacing w:after="80" w:before="80"/>
+            </w:pPr>
+            <w:r>
+              <w:rPr>
+                <w:rFonts w:ascii="Arial" w:cs="Arial" w:eastAsia="Arial" w:hAnsi="Arial"/>
+                <w:b/>
+                <w:bCs/>
+                <w:i w:val="false"/>
+                <w:iCs w:val="false"/>
+                <w:color w:val="000000"/>
+                <w:sz w:val="22"/>
+                <w:szCs w:val="22"/>
               </w:rPr>
               <w:t xml:space="preserve">Exit Ticket / Wrap-Up</w:t>
+            </w:r>
+            <w:r>
+              <w:rPr>
+                <w:rFonts w:ascii="Arial" w:cs="Arial" w:eastAsia="Arial" w:hAnsi="Arial"/>
+                <w:sz w:val="20"/>
+                <w:szCs w:val="20"/>
+              </w:rPr>
+              <w:br/>
+              <w:t xml:space="preserve"/>
+            </w:r>
+            <w:r>
+              <w:rPr>
+                <w:rFonts w:ascii="Arial" w:cs="Arial" w:eastAsia="Arial" w:hAnsi="Arial"/>
+                <w:sz w:val="20"/>
+                <w:szCs w:val="20"/>
+              </w:rPr>
+              <w:br/>
+              <w:t xml:space="preserve"/>
+            </w:r>
+            <w:r>
+              <w:rPr>
+                <w:rFonts w:ascii="Arial" w:cs="Arial" w:eastAsia="Arial" w:hAnsi="Arial"/>
+                <w:b w:val="false"/>
+                <w:bCs w:val="false"/>
+                <w:i w:val="false"/>
+                <w:iCs w:val="false"/>
+                <w:color w:val="000000"/>
+                <w:sz w:val="20"/>
+                <w:szCs w:val="20"/>
+              </w:rPr>
+              <w:t xml:space="preserve">Quick Check: Use __init__ to initialize object attributes automatically when an object is created?</w:t>
+            </w:r>
+            <w:r>
+              <w:rPr>
+                <w:rFonts w:ascii="Arial" w:cs="Arial" w:eastAsia="Arial" w:hAnsi="Arial"/>
+                <w:sz w:val="20"/>
+                <w:szCs w:val="20"/>
+              </w:rPr>
+              <w:br/>
+              <w:t xml:space="preserve"/>
+            </w:r>
+            <w:r>
+              <w:rPr>
+                <w:rFonts w:ascii="Arial" w:cs="Arial" w:eastAsia="Arial" w:hAnsi="Arial"/>
+                <w:sz w:val="20"/>
+                <w:szCs w:val="20"/>
+              </w:rPr>
+              <w:br/>
+              <w:t xml:space="preserve"/>
+            </w:r>
+            <w:r>
+              <w:rPr>
+                <w:rFonts w:ascii="Arial" w:cs="Arial" w:eastAsia="Arial" w:hAnsi="Arial"/>
+                <w:b w:val="false"/>
+                <w:bCs w:val="false"/>
+                <w:i/>
+                <w:iCs/>
+                <w:color w:val="555555"/>
+                <w:sz w:val="20"/>
+                <w:szCs w:val="20"/>
+              </w:rPr>
+              <w:t xml:space="preserve">→ 3–2–1: Name 3 things learned, 2 new vocab words, 1 question you still have.</w:t>
             </w:r>
           </w:p>
         </w:tc>
@@ -684,19 +1405,6 @@
                 <w:sz w:val="18"/>
                 <w:szCs w:val="18"/>
               </w:rPr>
-              <w:t xml:space="preserve"># Without __init__ (old way)</w:t>
-            </w:r>
-          </w:p>
-          <w:p>
-            <w:pPr>
-              <w:spacing w:after="20"/>
-            </w:pPr>
-            <w:r>
-              <w:rPr>
-                <w:rFonts w:ascii="Courier New" w:cs="Courier New" w:eastAsia="Courier New" w:hAnsi="Courier New"/>
-                <w:sz w:val="18"/>
-                <w:szCs w:val="18"/>
-              </w:rPr>
               <w:t xml:space="preserve">class Dog:</w:t>
             </w:r>
           </w:p>
@@ -801,7 +1509,7 @@
                 <w:sz w:val="18"/>
                 <w:szCs w:val="18"/>
               </w:rPr>
-              <w:t xml:space="preserve"># With __init__ (modern way)</w:t>
+              <w:t xml:space="preserve"> </w:t>
             </w:r>
           </w:p>
           <w:p>
@@ -970,7 +1678,7 @@
                 <w:sz w:val="18"/>
                 <w:szCs w:val="18"/>
               </w:rPr>
-              <w:t xml:space="preserve"># Student class with __init__</w:t>
+              <w:t xml:space="preserve"> </w:t>
             </w:r>
           </w:p>
           <w:p>
@@ -1178,7 +1886,7 @@
                 <w:sz w:val="18"/>
                 <w:szCs w:val="18"/>
               </w:rPr>
-              <w:t xml:space="preserve"># Car class with __init__</w:t>
+              <w:t xml:space="preserve"> </w:t>
             </w:r>
           </w:p>
           <w:p>
@@ -1438,7 +2146,7 @@
                 <w:sz w:val="18"/>
                 <w:szCs w:val="18"/>
               </w:rPr>
-              <w:t xml:space="preserve"># Rectangle class with __init__</w:t>
+              <w:t xml:space="preserve"> </w:t>
             </w:r>
           </w:p>
           <w:p>
@@ -1685,33 +2393,33 @@
                 <w:sz w:val="18"/>
                 <w:szCs w:val="18"/>
               </w:rPr>
-              <w:t xml:space="preserve"># Rectangle: 5 x 3</w:t>
-            </w:r>
-          </w:p>
-          <w:p>
-            <w:pPr>
-              <w:spacing w:after="20"/>
-            </w:pPr>
-            <w:r>
-              <w:rPr>
-                <w:rFonts w:ascii="Courier New" w:cs="Courier New" w:eastAsia="Courier New" w:hAnsi="Courier New"/>
-                <w:sz w:val="18"/>
-                <w:szCs w:val="18"/>
-              </w:rPr>
-              <w:t xml:space="preserve"># Area: 15</w:t>
-            </w:r>
-          </w:p>
-          <w:p>
-            <w:pPr>
-              <w:spacing w:after="20"/>
-            </w:pPr>
-            <w:r>
-              <w:rPr>
-                <w:rFonts w:ascii="Courier New" w:cs="Courier New" w:eastAsia="Courier New" w:hAnsi="Courier New"/>
-                <w:sz w:val="18"/>
-                <w:szCs w:val="18"/>
-              </w:rPr>
-              <w:t xml:space="preserve"># Perimeter: 16</w:t>
+              <w:t xml:space="preserve"> </w:t>
+            </w:r>
+          </w:p>
+          <w:p>
+            <w:pPr>
+              <w:spacing w:after="20"/>
+            </w:pPr>
+            <w:r>
+              <w:rPr>
+                <w:rFonts w:ascii="Courier New" w:cs="Courier New" w:eastAsia="Courier New" w:hAnsi="Courier New"/>
+                <w:sz w:val="18"/>
+                <w:szCs w:val="18"/>
+              </w:rPr>
+              <w:t xml:space="preserve"> </w:t>
+            </w:r>
+          </w:p>
+          <w:p>
+            <w:pPr>
+              <w:spacing w:after="20"/>
+            </w:pPr>
+            <w:r>
+              <w:rPr>
+                <w:rFonts w:ascii="Courier New" w:cs="Courier New" w:eastAsia="Courier New" w:hAnsi="Courier New"/>
+                <w:sz w:val="18"/>
+                <w:szCs w:val="18"/>
+              </w:rPr>
+              <w:t xml:space="preserve"> </w:t>
             </w:r>
           </w:p>
           <w:p>
@@ -1763,59 +2471,59 @@
                 <w:sz w:val="18"/>
                 <w:szCs w:val="18"/>
               </w:rPr>
-              <w:t xml:space="preserve"># Rectangle: 10 x 8</w:t>
-            </w:r>
-          </w:p>
-          <w:p>
-            <w:pPr>
-              <w:spacing w:after="20"/>
-            </w:pPr>
-            <w:r>
-              <w:rPr>
-                <w:rFonts w:ascii="Courier New" w:cs="Courier New" w:eastAsia="Courier New" w:hAnsi="Courier New"/>
-                <w:sz w:val="18"/>
-                <w:szCs w:val="18"/>
-              </w:rPr>
-              <w:t xml:space="preserve"># Area: 80</w:t>
-            </w:r>
-          </w:p>
-          <w:p>
-            <w:pPr>
-              <w:spacing w:after="20"/>
-            </w:pPr>
-            <w:r>
-              <w:rPr>
-                <w:rFonts w:ascii="Courier New" w:cs="Courier New" w:eastAsia="Courier New" w:hAnsi="Courier New"/>
-                <w:sz w:val="18"/>
-                <w:szCs w:val="18"/>
-              </w:rPr>
-              <w:t xml:space="preserve"># Perimeter: 36</w:t>
-            </w:r>
-          </w:p>
-          <w:p>
-            <w:pPr>
-              <w:spacing w:after="20"/>
-            </w:pPr>
-            <w:r>
-              <w:rPr>
-                <w:rFonts w:ascii="Courier New" w:cs="Courier New" w:eastAsia="Courier New" w:hAnsi="Courier New"/>
-                <w:sz w:val="18"/>
-                <w:szCs w:val="18"/>
-              </w:rPr>
-              <w:t xml:space="preserve"> </w:t>
-            </w:r>
-          </w:p>
-          <w:p>
-            <w:pPr>
-              <w:spacing w:after="20"/>
-            </w:pPr>
-            <w:r>
-              <w:rPr>
-                <w:rFonts w:ascii="Courier New" w:cs="Courier New" w:eastAsia="Courier New" w:hAnsi="Courier New"/>
-                <w:sz w:val="18"/>
-                <w:szCs w:val="18"/>
-              </w:rPr>
-              <w:t xml:space="preserve"># BankAccount with __init__ and default values</w:t>
+              <w:t xml:space="preserve"> </w:t>
+            </w:r>
+          </w:p>
+          <w:p>
+            <w:pPr>
+              <w:spacing w:after="20"/>
+            </w:pPr>
+            <w:r>
+              <w:rPr>
+                <w:rFonts w:ascii="Courier New" w:cs="Courier New" w:eastAsia="Courier New" w:hAnsi="Courier New"/>
+                <w:sz w:val="18"/>
+                <w:szCs w:val="18"/>
+              </w:rPr>
+              <w:t xml:space="preserve"> </w:t>
+            </w:r>
+          </w:p>
+          <w:p>
+            <w:pPr>
+              <w:spacing w:after="20"/>
+            </w:pPr>
+            <w:r>
+              <w:rPr>
+                <w:rFonts w:ascii="Courier New" w:cs="Courier New" w:eastAsia="Courier New" w:hAnsi="Courier New"/>
+                <w:sz w:val="18"/>
+                <w:szCs w:val="18"/>
+              </w:rPr>
+              <w:t xml:space="preserve"> </w:t>
+            </w:r>
+          </w:p>
+          <w:p>
+            <w:pPr>
+              <w:spacing w:after="20"/>
+            </w:pPr>
+            <w:r>
+              <w:rPr>
+                <w:rFonts w:ascii="Courier New" w:cs="Courier New" w:eastAsia="Courier New" w:hAnsi="Courier New"/>
+                <w:sz w:val="18"/>
+                <w:szCs w:val="18"/>
+              </w:rPr>
+              <w:t xml:space="preserve"> </w:t>
+            </w:r>
+          </w:p>
+          <w:p>
+            <w:pPr>
+              <w:spacing w:after="20"/>
+            </w:pPr>
+            <w:r>
+              <w:rPr>
+                <w:rFonts w:ascii="Courier New" w:cs="Courier New" w:eastAsia="Courier New" w:hAnsi="Courier New"/>
+                <w:sz w:val="18"/>
+                <w:szCs w:val="18"/>
+              </w:rPr>
+              <w:t xml:space="preserve"> </w:t>
             </w:r>
           </w:p>
           <w:p>
@@ -2179,7 +2887,7 @@
                 <w:sz w:val="18"/>
                 <w:szCs w:val="18"/>
               </w:rPr>
-              <w:t xml:space="preserve"># Book class with __init__</w:t>
+              <w:t xml:space="preserve"> </w:t>
             </w:r>
           </w:p>
           <w:p>
@@ -2465,7 +3173,7 @@
                 <w:sz w:val="18"/>
                 <w:szCs w:val="18"/>
               </w:rPr>
-              <w:t xml:space="preserve"># Circle class with __init__</w:t>
+              <w:t xml:space="preserve"> </w:t>
             </w:r>
           </w:p>
           <w:p>
@@ -2713,45 +3421,6 @@
                 <w:szCs w:val="18"/>
               </w:rPr>
               <w:t xml:space="preserve">circle.info()</w:t>
-            </w:r>
-          </w:p>
-          <w:p>
-            <w:pPr>
-              <w:spacing w:after="20"/>
-            </w:pPr>
-            <w:r>
-              <w:rPr>
-                <w:rFonts w:ascii="Courier New" w:cs="Courier New" w:eastAsia="Courier New" w:hAnsi="Courier New"/>
-                <w:sz w:val="18"/>
-                <w:szCs w:val="18"/>
-              </w:rPr>
-              <w:t xml:space="preserve"># Circle with radius 5</w:t>
-            </w:r>
-          </w:p>
-          <w:p>
-            <w:pPr>
-              <w:spacing w:after="20"/>
-            </w:pPr>
-            <w:r>
-              <w:rPr>
-                <w:rFonts w:ascii="Courier New" w:cs="Courier New" w:eastAsia="Courier New" w:hAnsi="Courier New"/>
-                <w:sz w:val="18"/>
-                <w:szCs w:val="18"/>
-              </w:rPr>
-              <w:t xml:space="preserve"># Area: 78.50</w:t>
-            </w:r>
-          </w:p>
-          <w:p>
-            <w:pPr>
-              <w:spacing w:after="20"/>
-            </w:pPr>
-            <w:r>
-              <w:rPr>
-                <w:rFonts w:ascii="Courier New" w:cs="Courier New" w:eastAsia="Courier New" w:hAnsi="Courier New"/>
-                <w:sz w:val="18"/>
-                <w:szCs w:val="18"/>
-              </w:rPr>
-              <w:t xml:space="preserve"># Circumference: 31.42</w:t>
             </w:r>
           </w:p>
         </w:tc>
@@ -3238,19 +3907,6 @@
                 <w:sz w:val="18"/>
                 <w:szCs w:val="18"/>
               </w:rPr>
-              <w:t xml:space="preserve"># Problem 1</w:t>
-            </w:r>
-          </w:p>
-          <w:p>
-            <w:pPr>
-              <w:spacing w:after="20"/>
-            </w:pPr>
-            <w:r>
-              <w:rPr>
-                <w:rFonts w:ascii="Courier New" w:cs="Courier New" w:eastAsia="Courier New" w:hAnsi="Courier New"/>
-                <w:sz w:val="18"/>
-                <w:szCs w:val="18"/>
-              </w:rPr>
               <w:t xml:space="preserve">class Phone:</w:t>
             </w:r>
           </w:p>
@@ -3446,7 +4102,7 @@
                 <w:sz w:val="18"/>
                 <w:szCs w:val="18"/>
               </w:rPr>
-              <w:t xml:space="preserve"># Problem 2</w:t>
+              <w:t xml:space="preserve"> </w:t>
             </w:r>
           </w:p>
           <w:p>
@@ -3745,7 +4401,7 @@
                 <w:sz w:val="18"/>
                 <w:szCs w:val="18"/>
               </w:rPr>
-              <w:t xml:space="preserve"># Problem 3</w:t>
+              <w:t xml:space="preserve"> </w:t>
             </w:r>
           </w:p>
           <w:p>

--- a/Coding 2 - year/Unit 2 - Object-Oriented Programming/Daily Lesson Plans/Word/Day 3.docx
+++ b/Coding 2 - year/Unit 2 - Object-Oriented Programming/Daily Lesson Plans/Word/Day 3.docx
@@ -380,7 +380,7 @@
                 <w:sz w:val="20"/>
                 <w:szCs w:val="20"/>
               </w:rPr>
-              <w:t xml:space="preserve">    What do you already know about how to use __init__ to initialize object attributes automatically when an object is created?</w:t>
+              <w:t xml:space="preserve">    Have you ever used __init__ before? Where might __init__ be useful in a real program?</w:t>
             </w:r>
             <w:r>
               <w:rPr>
@@ -477,7 +477,7 @@
                 <w:sz w:val="20"/>
                 <w:szCs w:val="20"/>
               </w:rPr>
-              <w:t xml:space="preserve">Today's Goal: By the end of class you will be able to use __init__ to initialize object attributes automatically when an object is created.</w:t>
+              <w:t xml:space="preserve">Today’s Goal: By the end of class you will be able to use __init__ to initialize object attributes automatically when an object is created.</w:t>
             </w:r>
             <w:r>
               <w:rPr>
@@ -1225,7 +1225,7 @@
                 <w:sz w:val="20"/>
                 <w:szCs w:val="20"/>
               </w:rPr>
-              <w:t xml:space="preserve">Quick Check: Use __init__ to initialize object attributes automatically when an object is created?</w:t>
+              <w:t xml:space="preserve">Write the key syntax or steps for using __init__. What's one mistake beginners commonly make?</w:t>
             </w:r>
             <w:r>
               <w:rPr>
